--- a/fixtures/docx/rev-two-authors.docx
+++ b/fixtures/docx/rev-two-authors.docx
@@ -6,17 +6,17 @@
       <w:r>
         <w:t xml:space="preserve">Alpha </w:t>
       </w:r>
-      <w:del w:id="0" w:author="Author A" w:date="2026-10-11T16:34:00Z" w16du:dateUtc="2026-10-11T15:34:00Z">
+      <w:del w:id="0" w:author="Author A" w:date="2026-10-11T18:21:00Z" w16du:dateUtc="2026-10-11T17:21:00Z">
         <w:r>
           <w:delText xml:space="preserve">beta </w:delText>
         </w:r>
       </w:del>
-      <w:ins w:id="1" w:author="Author B" w:date="2026-10-11T16:34:00Z" w16du:dateUtc="2026-10-11T15:34:00Z">
+      <w:ins w:id="1" w:author="Author B" w:date="2026-10-11T18:21:00Z" w16du:dateUtc="2026-10-11T17:21:00Z">
         <w:r>
           <w:t>GAMMA</w:t>
         </w:r>
       </w:ins>
-      <w:del w:id="2" w:author="Author A" w:date="2026-10-11T16:34:00Z" w16du:dateUtc="2026-10-11T15:34:00Z">
+      <w:del w:id="2" w:author="Author A" w:date="2026-10-11T18:21:00Z" w16du:dateUtc="2026-10-11T17:21:00Z">
         <w:r>
           <w:delText>gamma</w:delText>
         </w:r>
@@ -24,7 +24,7 @@
       <w:r>
         <w:t xml:space="preserve"> delta epsilon</w:t>
       </w:r>
-      <w:ins w:id="3" w:author="Author B" w:date="2026-10-11T16:34:00Z" w16du:dateUtc="2026-10-11T15:34:00Z">
+      <w:ins w:id="3" w:author="Author B" w:date="2026-10-11T18:21:00Z" w16du:dateUtc="2026-10-11T17:21:00Z">
         <w:r>
           <w:t xml:space="preserve"> zeta</w:t>
         </w:r>
@@ -40,7 +40,7 @@
       <w:r>
         <w:rPr>
           <w:b/>
-          <w:rPrChange w:id="4" w:author="Author A" w:date="2026-10-11T16:34:00Z" w16du:dateUtc="2026-10-11T15:34:00Z">
+          <w:rPrChange w:id="4" w:author="Author A" w:date="2026-10-11T18:21:00Z" w16du:dateUtc="2026-10-11T17:21:00Z">
             <w:rPr/>
           </w:rPrChange>
         </w:rPr>
@@ -49,7 +49,7 @@
       <w:r>
         <w:t xml:space="preserve"> of </w:t>
       </w:r>
-      <w:del w:id="5" w:author="Author B" w:date="2026-10-11T16:34:00Z" w16du:dateUtc="2026-10-11T15:34:00Z">
+      <w:del w:id="5" w:author="Author B" w:date="2026-10-11T18:21:00Z" w16du:dateUtc="2026-10-11T17:21:00Z">
         <w:r>
           <w:delText xml:space="preserve">text </w:delText>
         </w:r>
@@ -61,10 +61,10 @@
     <w:p>
       <w:pPr>
         <w:rPr>
-          <w:del w:id="6" w:author="Author A" w:date="2026-10-11T16:34:00Z" w16du:dateUtc="2026-10-11T15:34:00Z"/>
+          <w:del w:id="6" w:author="Author A" w:date="2026-10-11T18:21:00Z" w16du:dateUtc="2026-10-11T17:21:00Z"/>
         </w:rPr>
       </w:pPr>
-      <w:del w:id="7" w:author="Author B" w:date="2026-10-11T16:34:00Z" w16du:dateUtc="2026-10-11T15:34:00Z">
+      <w:del w:id="7" w:author="Author B" w:date="2026-10-11T18:21:00Z" w16du:dateUtc="2026-10-11T17:21:00Z">
         <w:r>
           <w:delText>Third line goes.</w:delText>
         </w:r>
@@ -73,12 +73,12 @@
     <w:p>
       <w:pPr>
         <w:rPr>
-          <w:ins w:id="8" w:author="Author A" w:date="2026-10-11T16:34:00Z" w16du:dateUtc="2026-10-11T15:34:00Z"/>
+          <w:ins w:id="8" w:author="Author A" w:date="2026-10-11T18:21:00Z" w16du:dateUtc="2026-10-11T17:21:00Z"/>
         </w:rPr>
       </w:pPr>
     </w:p>
     <w:p>
-      <w:ins w:id="9" w:author="Author B" w:date="2026-10-11T16:34:00Z" w16du:dateUtc="2026-10-11T15:34:00Z">
+      <w:ins w:id="9" w:author="Author B" w:date="2026-10-11T18:21:00Z" w16du:dateUtc="2026-10-11T17:21:00Z">
         <w:r>
           <w:t>Inserted last</w:t>
         </w:r>
@@ -513,7 +513,7 @@
     <w:link w:val="Heading1Char"/>
     <w:uiPriority w:val="9"/>
     <w:qFormat/>
-    <w:rsid w:val="00424ABF"/>
+    <w:rsid w:val="00274B9E"/>
     <w:pPr>
       <w:keepNext/>
       <w:keepLines/>
@@ -536,7 +536,7 @@
     <w:semiHidden/>
     <w:unhideWhenUsed/>
     <w:qFormat/>
-    <w:rsid w:val="00424ABF"/>
+    <w:rsid w:val="00274B9E"/>
     <w:pPr>
       <w:keepNext/>
       <w:keepLines/>
@@ -559,7 +559,7 @@
     <w:semiHidden/>
     <w:unhideWhenUsed/>
     <w:qFormat/>
-    <w:rsid w:val="00424ABF"/>
+    <w:rsid w:val="00274B9E"/>
     <w:pPr>
       <w:keepNext/>
       <w:keepLines/>
@@ -582,7 +582,7 @@
     <w:semiHidden/>
     <w:unhideWhenUsed/>
     <w:qFormat/>
-    <w:rsid w:val="00424ABF"/>
+    <w:rsid w:val="00274B9E"/>
     <w:pPr>
       <w:keepNext/>
       <w:keepLines/>
@@ -605,7 +605,7 @@
     <w:semiHidden/>
     <w:unhideWhenUsed/>
     <w:qFormat/>
-    <w:rsid w:val="00424ABF"/>
+    <w:rsid w:val="00274B9E"/>
     <w:pPr>
       <w:keepNext/>
       <w:keepLines/>
@@ -626,7 +626,7 @@
     <w:semiHidden/>
     <w:unhideWhenUsed/>
     <w:qFormat/>
-    <w:rsid w:val="00424ABF"/>
+    <w:rsid w:val="00274B9E"/>
     <w:pPr>
       <w:keepNext/>
       <w:keepLines/>
@@ -649,7 +649,7 @@
     <w:semiHidden/>
     <w:unhideWhenUsed/>
     <w:qFormat/>
-    <w:rsid w:val="00424ABF"/>
+    <w:rsid w:val="00274B9E"/>
     <w:pPr>
       <w:keepNext/>
       <w:keepLines/>
@@ -670,7 +670,7 @@
     <w:semiHidden/>
     <w:unhideWhenUsed/>
     <w:qFormat/>
-    <w:rsid w:val="00424ABF"/>
+    <w:rsid w:val="00274B9E"/>
     <w:pPr>
       <w:keepNext/>
       <w:keepLines/>
@@ -693,7 +693,7 @@
     <w:semiHidden/>
     <w:unhideWhenUsed/>
     <w:qFormat/>
-    <w:rsid w:val="00424ABF"/>
+    <w:rsid w:val="00274B9E"/>
     <w:pPr>
       <w:keepNext/>
       <w:keepLines/>
@@ -737,7 +737,7 @@
     <w:basedOn w:val="DefaultParagraphFont"/>
     <w:link w:val="Heading1"/>
     <w:uiPriority w:val="9"/>
-    <w:rsid w:val="00424ABF"/>
+    <w:rsid w:val="00274B9E"/>
     <w:rPr>
       <w:rFonts w:asciiTheme="majorHAnsi" w:eastAsiaTheme="majorEastAsia" w:hAnsiTheme="majorHAnsi" w:cstheme="majorBidi"/>
       <w:color w:val="2F5496" w:themeColor="accent1" w:themeShade="BF"/>
@@ -751,7 +751,7 @@
     <w:link w:val="Heading2"/>
     <w:uiPriority w:val="9"/>
     <w:semiHidden/>
-    <w:rsid w:val="00424ABF"/>
+    <w:rsid w:val="00274B9E"/>
     <w:rPr>
       <w:rFonts w:asciiTheme="majorHAnsi" w:eastAsiaTheme="majorEastAsia" w:hAnsiTheme="majorHAnsi" w:cstheme="majorBidi"/>
       <w:color w:val="2F5496" w:themeColor="accent1" w:themeShade="BF"/>
@@ -765,7 +765,7 @@
     <w:link w:val="Heading3"/>
     <w:uiPriority w:val="9"/>
     <w:semiHidden/>
-    <w:rsid w:val="00424ABF"/>
+    <w:rsid w:val="00274B9E"/>
     <w:rPr>
       <w:rFonts w:eastAsiaTheme="majorEastAsia" w:cstheme="majorBidi"/>
       <w:color w:val="2F5496" w:themeColor="accent1" w:themeShade="BF"/>
@@ -779,7 +779,7 @@
     <w:link w:val="Heading4"/>
     <w:uiPriority w:val="9"/>
     <w:semiHidden/>
-    <w:rsid w:val="00424ABF"/>
+    <w:rsid w:val="00274B9E"/>
     <w:rPr>
       <w:rFonts w:eastAsiaTheme="majorEastAsia" w:cstheme="majorBidi"/>
       <w:i/>
@@ -793,7 +793,7 @@
     <w:link w:val="Heading5"/>
     <w:uiPriority w:val="9"/>
     <w:semiHidden/>
-    <w:rsid w:val="00424ABF"/>
+    <w:rsid w:val="00274B9E"/>
     <w:rPr>
       <w:rFonts w:eastAsiaTheme="majorEastAsia" w:cstheme="majorBidi"/>
       <w:color w:val="2F5496" w:themeColor="accent1" w:themeShade="BF"/>
@@ -805,7 +805,7 @@
     <w:link w:val="Heading6"/>
     <w:uiPriority w:val="9"/>
     <w:semiHidden/>
-    <w:rsid w:val="00424ABF"/>
+    <w:rsid w:val="00274B9E"/>
     <w:rPr>
       <w:rFonts w:eastAsiaTheme="majorEastAsia" w:cstheme="majorBidi"/>
       <w:i/>
@@ -819,7 +819,7 @@
     <w:link w:val="Heading7"/>
     <w:uiPriority w:val="9"/>
     <w:semiHidden/>
-    <w:rsid w:val="00424ABF"/>
+    <w:rsid w:val="00274B9E"/>
     <w:rPr>
       <w:rFonts w:eastAsiaTheme="majorEastAsia" w:cstheme="majorBidi"/>
       <w:color w:val="595959" w:themeColor="text1" w:themeTint="A6"/>
@@ -831,7 +831,7 @@
     <w:link w:val="Heading8"/>
     <w:uiPriority w:val="9"/>
     <w:semiHidden/>
-    <w:rsid w:val="00424ABF"/>
+    <w:rsid w:val="00274B9E"/>
     <w:rPr>
       <w:rFonts w:eastAsiaTheme="majorEastAsia" w:cstheme="majorBidi"/>
       <w:i/>
@@ -845,7 +845,7 @@
     <w:link w:val="Heading9"/>
     <w:uiPriority w:val="9"/>
     <w:semiHidden/>
-    <w:rsid w:val="00424ABF"/>
+    <w:rsid w:val="00274B9E"/>
     <w:rPr>
       <w:rFonts w:eastAsiaTheme="majorEastAsia" w:cstheme="majorBidi"/>
       <w:color w:val="272727" w:themeColor="text1" w:themeTint="D8"/>
@@ -858,7 +858,7 @@
     <w:link w:val="TitleChar"/>
     <w:uiPriority w:val="10"/>
     <w:qFormat/>
-    <w:rsid w:val="00424ABF"/>
+    <w:rsid w:val="00274B9E"/>
     <w:pPr>
       <w:spacing w:after="80" w:line="240" w:lineRule="auto"/>
       <w:contextualSpacing/>
@@ -876,7 +876,7 @@
     <w:basedOn w:val="DefaultParagraphFont"/>
     <w:link w:val="Title"/>
     <w:uiPriority w:val="10"/>
-    <w:rsid w:val="00424ABF"/>
+    <w:rsid w:val="00274B9E"/>
     <w:rPr>
       <w:rFonts w:asciiTheme="majorHAnsi" w:eastAsiaTheme="majorEastAsia" w:hAnsiTheme="majorHAnsi" w:cstheme="majorBidi"/>
       <w:spacing w:val="-10"/>
@@ -892,7 +892,7 @@
     <w:link w:val="SubtitleChar"/>
     <w:uiPriority w:val="11"/>
     <w:qFormat/>
-    <w:rsid w:val="00424ABF"/>
+    <w:rsid w:val="00274B9E"/>
     <w:pPr>
       <w:numPr>
         <w:ilvl w:val="1"/>
@@ -911,7 +911,7 @@
     <w:basedOn w:val="DefaultParagraphFont"/>
     <w:link w:val="Subtitle"/>
     <w:uiPriority w:val="11"/>
-    <w:rsid w:val="00424ABF"/>
+    <w:rsid w:val="00274B9E"/>
     <w:rPr>
       <w:rFonts w:eastAsiaTheme="majorEastAsia" w:cstheme="majorBidi"/>
       <w:color w:val="595959" w:themeColor="text1" w:themeTint="A6"/>
@@ -927,7 +927,7 @@
     <w:link w:val="QuoteChar"/>
     <w:uiPriority w:val="29"/>
     <w:qFormat/>
-    <w:rsid w:val="00424ABF"/>
+    <w:rsid w:val="00274B9E"/>
     <w:pPr>
       <w:spacing w:before="160"/>
       <w:jc w:val="center"/>
@@ -943,7 +943,7 @@
     <w:basedOn w:val="DefaultParagraphFont"/>
     <w:link w:val="Quote"/>
     <w:uiPriority w:val="29"/>
-    <w:rsid w:val="00424ABF"/>
+    <w:rsid w:val="00274B9E"/>
     <w:rPr>
       <w:i/>
       <w:iCs/>
@@ -955,7 +955,7 @@
     <w:basedOn w:val="Normal"/>
     <w:uiPriority w:val="34"/>
     <w:qFormat/>
-    <w:rsid w:val="00424ABF"/>
+    <w:rsid w:val="00274B9E"/>
     <w:pPr>
       <w:ind w:left="720"/>
       <w:contextualSpacing/>
@@ -966,7 +966,7 @@
     <w:basedOn w:val="DefaultParagraphFont"/>
     <w:uiPriority w:val="21"/>
     <w:qFormat/>
-    <w:rsid w:val="00424ABF"/>
+    <w:rsid w:val="00274B9E"/>
     <w:rPr>
       <w:i/>
       <w:iCs/>
@@ -980,7 +980,7 @@
     <w:link w:val="IntenseQuoteChar"/>
     <w:uiPriority w:val="30"/>
     <w:qFormat/>
-    <w:rsid w:val="00424ABF"/>
+    <w:rsid w:val="00274B9E"/>
     <w:pPr>
       <w:pBdr>
         <w:top w:val="single" w:sz="4" w:space="10" w:color="2F5496" w:themeColor="accent1" w:themeShade="BF"/>
@@ -1001,7 +1001,7 @@
     <w:basedOn w:val="DefaultParagraphFont"/>
     <w:link w:val="IntenseQuote"/>
     <w:uiPriority w:val="30"/>
-    <w:rsid w:val="00424ABF"/>
+    <w:rsid w:val="00274B9E"/>
     <w:rPr>
       <w:i/>
       <w:iCs/>
@@ -1013,7 +1013,7 @@
     <w:basedOn w:val="DefaultParagraphFont"/>
     <w:uiPriority w:val="32"/>
     <w:qFormat/>
-    <w:rsid w:val="00424ABF"/>
+    <w:rsid w:val="00274B9E"/>
     <w:rPr>
       <w:b/>
       <w:bCs/>
@@ -1027,7 +1027,7 @@
     <w:hidden/>
     <w:uiPriority w:val="99"/>
     <w:semiHidden/>
-    <w:rsid w:val="00424ABF"/>
+    <w:rsid w:val="00274B9E"/>
     <w:pPr>
       <w:spacing w:after="0" w:line="240" w:lineRule="auto"/>
     </w:pPr>
